--- a/小野町_引継ぎ_整理済/11_見える化出力依頼/小野町_見える化システム入力の手順_20260924.docx
+++ b/小野町_引継ぎ_整理済/11_見える化出力依頼/小野町_見える化システム入力の手順_20260924.docx
@@ -696,7 +696,7 @@
     </w:tbl>
     <w:p>
       <w:r>
-        <w:t>**令和7年9月は、国保連月報で認定者数が961人から862人へ一段下がった月の直後です。**見える化の865人はその直後の値で、その後866人から794人へ減っていく途中の点にあたります。この点を基点に伸びを置くと、第10期の認定者数は令和9年度849人・令和10年度850人・令和11年度841人となり、当方の782人・781人・780人より8.4％高く出ます。</w:t>
+        <w:t>**令和7年9月は、国保連月報で認定者数が961人から862人へ一段下がった月の直後です。**見える化の865人はその直後の値で、その後866人から794人へ減っていく途中の点にあたります。この点を基点に伸びを置くと、第10期の認定者数は令和9年度849人・令和10年度850人・令和11年度841人となり、当方の782人・777人・772人より8.4％高く出ます。</w:t>
       </w:r>
     </w:p>
     <w:p>
